--- a/Project_description/CO2.docx
+++ b/Project_description/CO2.docx
@@ -1726,6 +1726,7 @@
   <w:style w:type="paragraph" w:styleId="Heading">
     <w:name w:val="Heading"/>
     <w:basedOn w:val="Normal"/>
+    <w:next w:val="Heading"/>
     <w:pPr>
       <w:pBdr/>
       <w:keepNext/>
